--- a/fase3-modelado-uml/Fase3-Modelado-UML-SGA-APA7.docx
+++ b/fase3-modelado-uml/Fase3-Modelado-UML-SGA-APA7.docx
@@ -48,19 +48,6 @@
           <w:szCs w:val="24"/>
         </w:rPr>
         <w:t xml:space="preserve">Jannier Johan Otavo</w:t>
-      </w:r>
-    </w:p>
-    <w:p>
-      <w:pPr>
-        <w:spacing w:line="480" w:lineRule="auto"/>
-        <w:jc w:val="center"/>
-      </w:pPr>
-      <w:r>
-        <w:rPr>
-          <w:sz w:val="24"/>
-          <w:szCs w:val="24"/>
-        </w:rPr>
-        <w:t xml:space="preserve">Sergio David Vargas</w:t>
       </w:r>
     </w:p>
     <w:p>
